--- a/CÔNG TY TNHH MERCURY CONSULTANT/MERCURY_ThaydoiDiaChi/UyQuyen.docx
+++ b/CÔNG TY TNHH MERCURY CONSULTANT/MERCURY_ThaydoiDiaChi/UyQuyen.docx
@@ -301,7 +301,7 @@
           <w:szCs w:val="26"/>
           <w:lang w:eastAsia="zh-CN"/>
         </w:rPr>
-        <w:t>CÔNG TY TNHH CHÚNG KIỆT</w:t>
+        <w:t>CÔNG TY TNHH MERCURY CONSULTANT</w:t>
       </w:r>
     </w:p>
     <w:p>
@@ -350,7 +350,7 @@
           <w:szCs w:val="26"/>
           <w:shd w:val="clear" w:color="auto" w:fill="FFFFFF"/>
         </w:rPr>
-        <w:t>3703184243</w:t>
+        <w:t>0316360601</w:t>
       </w:r>
     </w:p>
     <w:p>
@@ -438,7 +438,7 @@
           <w:szCs w:val="26"/>
           <w:lang w:eastAsia="zh-CN"/>
         </w:rPr>
-        <w:t>LÊ THỊ LIÊN</w:t>
+        <w:t>LIU, YU-TIEN</w:t>
       </w:r>
       <w:r>
         <w:rPr>
@@ -505,7 +505,7 @@
           <w:szCs w:val="26"/>
           <w:lang w:eastAsia="zh-CN"/>
         </w:rPr>
-        <w:t>CÔNG TY TNHH CHÚNG KIỆT</w:t>
+        <w:t>CÔNG TY TNHH MERCURY CONSULTANT</w:t>
       </w:r>
     </w:p>
     <w:p>
@@ -549,7 +549,7 @@
           <w:sz w:val="24"/>
           <w:szCs w:val="24"/>
         </w:rPr>
-        <w:t xml:space="preserve">Tổ 7A, Khu Phố 4, </w:t>
+        <w:t>Thửa đất số 935, tờ bản đồ số 6, Phường Bình Dương,</w:t>
       </w:r>
       <w:r>
         <w:rPr>
@@ -557,7 +557,7 @@
           <w:sz w:val="24"/>
           <w:szCs w:val="24"/>
         </w:rPr>
-        <w:t>Xã</w:t>
+        <w:t xml:space="preserve"> </w:t>
       </w:r>
       <w:r>
         <w:rPr>
@@ -565,7 +565,7 @@
           <w:sz w:val="24"/>
           <w:szCs w:val="24"/>
         </w:rPr>
-        <w:t xml:space="preserve"> Bắc Tân Uyên, </w:t>
+        <w:t>Thành phố Hồ Chí Minh</w:t>
       </w:r>
       <w:r>
         <w:rPr>
@@ -573,7 +573,7 @@
           <w:sz w:val="24"/>
           <w:szCs w:val="24"/>
         </w:rPr>
-        <w:t>Thành phố Hồ Chí Minh</w:t>
+        <w:t>,</w:t>
       </w:r>
       <w:r>
         <w:rPr>
@@ -581,8 +581,10 @@
           <w:sz w:val="24"/>
           <w:szCs w:val="24"/>
         </w:rPr>
-        <w:t>, Việt Nam</w:t>
-      </w:r>
+        <w:t xml:space="preserve"> Việt Nam</w:t>
+      </w:r>
+      <w:bookmarkStart w:id="0" w:name="_GoBack"/>
+      <w:bookmarkEnd w:id="0"/>
     </w:p>
     <w:p>
       <w:pPr>
@@ -622,7 +624,7 @@
           <w:sz w:val="24"/>
           <w:szCs w:val="24"/>
         </w:rPr>
-        <w:t>0388557576</w:t>
+        <w:t>0393658999</w:t>
       </w:r>
       <w:r>
         <w:rPr>
@@ -656,10 +658,8 @@
           <w:sz w:val="24"/>
           <w:szCs w:val="24"/>
         </w:rPr>
-        <w:t>congtychungkiet@gmail.com</w:t>
-      </w:r>
-      <w:bookmarkStart w:id="0" w:name="_GoBack"/>
-      <w:bookmarkEnd w:id="0"/>
+        <w:t>congtymecuryconsultant@gmail.com</w:t>
+      </w:r>
     </w:p>
     <w:p>
       <w:pPr>
@@ -1299,7 +1299,7 @@
           <w:szCs w:val="26"/>
           <w:lang w:eastAsia="zh-CN"/>
         </w:rPr>
-        <w:t>LÊ THỊ LIÊN</w:t>
+        <w:t>LIU, YU-TIEN</w:t>
       </w:r>
     </w:p>
     <w:sectPr>
